--- a/docs/acceptance/phase-space-v1/artifacts/phase-space-experiment.docx
+++ b/docs/acceptance/phase-space-v1/artifacts/phase-space-experiment.docx
@@ -891,7 +891,7 @@
           <w:rFonts w:ascii="Georgia" w:cs="Georgia" w:eastAsia="Georgia" w:hAnsi="Georgia"/>
           <w:rtl w:val="0"/>
         </w:rPr>
-        <w:t xml:space="preserve">Measure the rendering cost of the full composition against trace-only rendering on identical deterministic input.</w:t>
+        <w:t xml:space="preserve">Measure whether the full composition fits the frame budget, against trace-only rendering on identical deterministic input. Frame timing is limited by display refresh, so it cannot resolve rendering cost below one refresh interval.</w:t>
       </w:r>
     </w:p>
     <w:p ns1:paraId="0000002C">
@@ -3284,7 +3284,7 @@
                 <w:szCs w:val="20"/>
                 <w:rtl w:val="0"/>
               </w:rPr>
-              <w:t xml:space="preserve">6 × 3 planned</w:t>
+              <w:t xml:space="preserve">6 × 3 planned; 18 runs</w:t>
             </w:r>
           </w:p>
         </w:tc>
@@ -3307,7 +3307,7 @@
                 <w:szCs w:val="20"/>
                 <w:rtl w:val="0"/>
               </w:rPr>
-              <w:t xml:space="preserve">6 × 3 planned</w:t>
+              <w:t xml:space="preserve">6 × 3 planned; 18 runs</w:t>
             </w:r>
           </w:p>
         </w:tc>
